--- a/assessment/prac1/section3/DAT5002-S2_25-PRAC1-Section3-Task3.2-TomRowan-ST20285213.docx
+++ b/assessment/prac1/section3/DAT5002-S2_25-PRAC1-Section3-Task3.2-TomRowan-ST20285213.docx
@@ -29,8 +29,8 @@
         <w:rPr/>
       </w:pPr>
       <w:bookmarkStart w:id="1" w:name="__RefHeading___Toc4629_3546879363"/>
-      <w:bookmarkStart w:id="2" w:name="_Toc199754777"/>
-      <w:bookmarkStart w:id="3" w:name="_Toc155876009"/>
+      <w:bookmarkStart w:id="2" w:name="_Toc155876009"/>
+      <w:bookmarkStart w:id="3" w:name="_Toc199754777"/>
       <w:bookmarkEnd w:id="1"/>
       <w:r>
         <w:rPr/>
@@ -49,9 +49,6 @@
         <w:t xml:space="preserve">Title: </w:t>
         <w:tab/>
         <w:tab/>
-      </w:r>
-      <w:r>
-        <w:rPr/>
         <w:t>Blockchain Fundamentals</w:t>
       </w:r>
     </w:p>
@@ -65,19 +62,15 @@
         <w:t xml:space="preserve">Code: </w:t>
         <w:tab/>
         <w:tab/>
-        <w:t>DAT500</w:t>
-      </w:r>
-      <w:r>
-        <w:rPr/>
-        <w:t>2</w:t>
-      </w:r>
-      <w:r>
-        <w:rPr/>
-        <w:t xml:space="preserve"> S2_2</w:t>
-      </w:r>
-      <w:r>
-        <w:rPr/>
-        <w:t>5</w:t>
+        <w:t>DAT5002 S</w:t>
+      </w:r>
+      <w:r>
+        <w:rPr/>
+        <w:t>1</w:t>
+      </w:r>
+      <w:r>
+        <w:rPr/>
+        <w:t>_25</w:t>
       </w:r>
     </w:p>
     <w:p>
@@ -90,14 +83,7 @@
         <w:t>Term:</w:t>
         <w:tab/>
         <w:tab/>
-      </w:r>
-      <w:r>
-        <w:rPr/>
-        <w:t>Autumn</w:t>
-      </w:r>
-      <w:r>
-        <w:rPr/>
-        <w:t xml:space="preserve"> 2025</w:t>
+        <w:t>Autumn 2025</w:t>
       </w:r>
     </w:p>
     <w:p>
@@ -115,7 +101,21 @@
           <w:b/>
           <w:bCs/>
         </w:rPr>
-        <w:t>WRIT1</w:t>
+        <w:t>PRAC</w:t>
+      </w:r>
+      <w:r>
+        <w:rPr>
+          <w:b/>
+          <w:bCs/>
+        </w:rPr>
+        <w:t xml:space="preserve">1 – </w:t>
+      </w:r>
+      <w:r>
+        <w:rPr>
+          <w:b/>
+          <w:bCs/>
+        </w:rPr>
+        <w:t>Task 3.2 (Reflection)</w:t>
       </w:r>
     </w:p>
     <w:p>
@@ -168,8 +168,8 @@
         <w:rPr/>
       </w:pPr>
       <w:bookmarkStart w:id="6" w:name="__RefHeading___Toc4633_3546879363"/>
-      <w:bookmarkStart w:id="7" w:name="_Toc199754779"/>
-      <w:bookmarkStart w:id="8" w:name="_Toc155876011"/>
+      <w:bookmarkStart w:id="7" w:name="_Toc155876011"/>
+      <w:bookmarkStart w:id="8" w:name="_Toc199754779"/>
       <w:bookmarkEnd w:id="6"/>
       <w:r>
         <w:rPr/>
@@ -191,11 +191,7 @@
       </w:pPr>
       <w:r>
         <w:rPr/>
-        <w:t xml:space="preserve">Dr. </w:t>
-      </w:r>
-      <w:r>
-        <w:rPr/>
-        <w:t>Ali Shahaab</w:t>
+        <w:t>Dr. Ali Shahaab</w:t>
       </w:r>
     </w:p>
     <w:sdt>
@@ -314,72 +310,9 @@
                 <w:webHidden/>
                 <w:rStyle w:val="IndexLink"/>
               </w:rPr>
-              <w:t>Section 1 - Theoretical understanding of the functioning of Blockchain Technologies and its applications in different sectors.</w:t>
+              <w:t>Section 3 – Blockchain Development (Reflection)</w:t>
               <w:tab/>
               <w:t>3</w:t>
-            </w:r>
-          </w:hyperlink>
-        </w:p>
-        <w:p>
-          <w:pPr>
-            <w:pStyle w:val="TOC3"/>
-            <w:tabs>
-              <w:tab w:val="clear" w:pos="720"/>
-              <w:tab w:val="right" w:pos="9025" w:leader="dot"/>
-            </w:tabs>
-            <w:rPr/>
-          </w:pPr>
-          <w:hyperlink w:anchor="__RefHeading___Toc4637_3546879363">
-            <w:r>
-              <w:rPr>
-                <w:webHidden/>
-                <w:rStyle w:val="IndexLink"/>
-              </w:rPr>
-              <w:t>Network Architectures</w:t>
-              <w:tab/>
-              <w:t>3</w:t>
-            </w:r>
-          </w:hyperlink>
-        </w:p>
-        <w:p>
-          <w:pPr>
-            <w:pStyle w:val="TOC3"/>
-            <w:tabs>
-              <w:tab w:val="clear" w:pos="720"/>
-              <w:tab w:val="right" w:pos="9025" w:leader="dot"/>
-            </w:tabs>
-            <w:rPr/>
-          </w:pPr>
-          <w:hyperlink w:anchor="__RefHeading___Toc4639_3546879363">
-            <w:r>
-              <w:rPr>
-                <w:webHidden/>
-                <w:rStyle w:val="IndexLink"/>
-              </w:rPr>
-              <w:t>Data Structures</w:t>
-              <w:tab/>
-              <w:t>6</w:t>
-            </w:r>
-          </w:hyperlink>
-        </w:p>
-        <w:p>
-          <w:pPr>
-            <w:pStyle w:val="TOC1"/>
-            <w:tabs>
-              <w:tab w:val="clear" w:pos="720"/>
-              <w:tab w:val="right" w:pos="9025" w:leader="dot"/>
-            </w:tabs>
-            <w:rPr/>
-          </w:pPr>
-          <w:hyperlink w:anchor="__RefHeading___Toc4641_3546879363">
-            <w:r>
-              <w:rPr>
-                <w:webHidden/>
-                <w:rStyle w:val="IndexLink"/>
-              </w:rPr>
-              <w:t>References</w:t>
-              <w:tab/>
-              <w:t>11</w:t>
             </w:r>
           </w:hyperlink>
           <w:r>
@@ -425,21 +358,18 @@
     <w:p>
       <w:pPr>
         <w:pStyle w:val="Heading1"/>
+        <w:spacing w:before="0" w:after="80"/>
         <w:rPr/>
       </w:pPr>
       <w:bookmarkStart w:id="9" w:name="__RefHeading___Toc4635_3546879363"/>
       <w:bookmarkEnd w:id="9"/>
       <w:r>
         <w:rPr/>
-        <w:t xml:space="preserve">Section </w:t>
-      </w:r>
-      <w:r>
-        <w:rPr/>
-        <w:t>3</w:t>
-      </w:r>
-      <w:r>
-        <w:rPr/>
-        <w:t xml:space="preserve"> – Blockchain Development</w:t>
+        <w:t xml:space="preserve">Section 3 – Blockchain Development </w:t>
+      </w:r>
+      <w:r>
+        <w:rPr/>
+        <w:t>(Reflection)</w:t>
       </w:r>
     </w:p>
     <w:p>
@@ -449,11 +379,7 @@
       </w:pPr>
       <w:r>
         <w:rPr/>
-        <w:t xml:space="preserve">Task 3.2 (Individual) Briefly describe your experience of working on the project and provide a summary of your contribution to the project. Identify any bottlenecks and challenges you faced and how you overcame those challenges. </w:t>
-      </w:r>
-      <w:r>
-        <w:rPr/>
-        <w:t>(15%)</w:t>
+        <w:t xml:space="preserve">Task 3.2 (Individual) </w:t>
       </w:r>
     </w:p>
     <w:p>
@@ -488,9 +414,7 @@
       </w:pPr>
       <w:r>
         <w:rPr>
-          <w:rFonts w:eastAsia="Calibri" w:ascii="Calibri" w:hAnsi="Calibri"/>
-          <w:kern w:val="0"/>
-          <w:lang w:val="en-GB" w:eastAsia="en-US" w:bidi="ar-SA"/>
+          <w:color w:val="133350"/>
         </w:rPr>
       </w:r>
     </w:p>
@@ -511,8 +435,35 @@
           <w:kern w:val="0"/>
           <w:lang w:val="en-GB" w:eastAsia="en-US" w:bidi="ar-SA"/>
         </w:rPr>
-        <w:t xml:space="preserve">There are three types of account in the application: the Owner, Customers and Pentesters. While we could utilise the OpenZeppelin “Ownable” contract, we needed to write custom functions and modifiers to </w:t>
-      </w:r>
+        <w:t xml:space="preserve">There are three types of account in the application: the Owner, Customers and Pentesters. While we could utilise the OpenZeppelin “Ownable” contract, we needed to write custom functions and modifiers to implement further access control. Only appropriate individuals can raise Requests for Proposals (RFPs) and different accounts can bid on them. </w:t>
+      </w:r>
+    </w:p>
+    <w:p>
+      <w:pPr>
+        <w:pStyle w:val="Normal"/>
+        <w:widowControl/>
+        <w:spacing w:before="0" w:after="0"/>
+        <w:jc w:val="left"/>
+        <w:rPr>
+          <w:color w:val="133350"/>
+        </w:rPr>
+      </w:pPr>
+      <w:r>
+        <w:rPr>
+          <w:color w:val="133350"/>
+        </w:rPr>
+      </w:r>
+    </w:p>
+    <w:p>
+      <w:pPr>
+        <w:pStyle w:val="Normal"/>
+        <w:widowControl/>
+        <w:spacing w:before="0" w:after="0"/>
+        <w:jc w:val="left"/>
+        <w:rPr>
+          <w:color w:val="133350"/>
+        </w:rPr>
+      </w:pPr>
       <w:r>
         <w:rPr>
           <w:rFonts w:eastAsia="Calibri" w:ascii="Calibri" w:hAnsi="Calibri"/>
@@ -520,8 +471,35 @@
           <w:kern w:val="0"/>
           <w:lang w:val="en-GB" w:eastAsia="en-US" w:bidi="ar-SA"/>
         </w:rPr>
-        <w:t>implement</w:t>
-      </w:r>
+        <w:t>We tried to be efficient with ‘gas’ expenditure. Functions make use of memory variables, and act as views wherever possible. We also avoided hardcoding design features such as the app usage fee, and have provided functions for the Owner to make changes after deployment.</w:t>
+      </w:r>
+    </w:p>
+    <w:p>
+      <w:pPr>
+        <w:pStyle w:val="Normal"/>
+        <w:widowControl/>
+        <w:spacing w:before="0" w:after="0"/>
+        <w:jc w:val="left"/>
+        <w:rPr>
+          <w:color w:val="133350"/>
+        </w:rPr>
+      </w:pPr>
+      <w:r>
+        <w:rPr>
+          <w:color w:val="133350"/>
+        </w:rPr>
+      </w:r>
+    </w:p>
+    <w:p>
+      <w:pPr>
+        <w:pStyle w:val="Normal"/>
+        <w:widowControl/>
+        <w:spacing w:before="0" w:after="0"/>
+        <w:jc w:val="left"/>
+        <w:rPr>
+          <w:color w:val="133350"/>
+        </w:rPr>
+      </w:pPr>
       <w:r>
         <w:rPr>
           <w:rFonts w:eastAsia="Calibri" w:ascii="Calibri" w:hAnsi="Calibri"/>
@@ -529,8 +507,35 @@
           <w:kern w:val="0"/>
           <w:lang w:val="en-GB" w:eastAsia="en-US" w:bidi="ar-SA"/>
         </w:rPr>
-        <w:t xml:space="preserve"> </w:t>
-      </w:r>
+        <w:t>It is important to note that in reality, the application would have a web front end where most of the presentation of data would be handled. We have tried to limit gas usage on the block-chain, following the design methodology that “the web app would handle this for free.”</w:t>
+      </w:r>
+    </w:p>
+    <w:p>
+      <w:pPr>
+        <w:pStyle w:val="Normal"/>
+        <w:widowControl/>
+        <w:spacing w:before="0" w:after="0"/>
+        <w:jc w:val="left"/>
+        <w:rPr>
+          <w:color w:val="133350"/>
+        </w:rPr>
+      </w:pPr>
+      <w:r>
+        <w:rPr>
+          <w:color w:val="133350"/>
+        </w:rPr>
+      </w:r>
+    </w:p>
+    <w:p>
+      <w:pPr>
+        <w:pStyle w:val="Normal"/>
+        <w:widowControl/>
+        <w:spacing w:before="0" w:after="0"/>
+        <w:jc w:val="left"/>
+        <w:rPr>
+          <w:color w:val="133350"/>
+        </w:rPr>
+      </w:pPr>
       <w:r>
         <w:rPr>
           <w:rFonts w:eastAsia="Calibri" w:ascii="Calibri" w:hAnsi="Calibri"/>
@@ -538,8 +543,35 @@
           <w:kern w:val="0"/>
           <w:lang w:val="en-GB" w:eastAsia="en-US" w:bidi="ar-SA"/>
         </w:rPr>
-        <w:t xml:space="preserve">further </w:t>
-      </w:r>
+        <w:t>My cyber security background lends itself to thinking about access control and limiting access to various parts of the application data. We implemented the majority of code as either private or internal functions, and all data-structures are similarly hidden from direct external access.</w:t>
+      </w:r>
+    </w:p>
+    <w:p>
+      <w:pPr>
+        <w:pStyle w:val="Normal"/>
+        <w:widowControl/>
+        <w:spacing w:before="0" w:after="0"/>
+        <w:jc w:val="left"/>
+        <w:rPr>
+          <w:color w:val="133350"/>
+        </w:rPr>
+      </w:pPr>
+      <w:r>
+        <w:rPr>
+          <w:color w:val="133350"/>
+        </w:rPr>
+      </w:r>
+    </w:p>
+    <w:p>
+      <w:pPr>
+        <w:pStyle w:val="Normal"/>
+        <w:widowControl/>
+        <w:spacing w:before="0" w:after="0"/>
+        <w:jc w:val="left"/>
+        <w:rPr>
+          <w:color w:val="133350"/>
+        </w:rPr>
+      </w:pPr>
       <w:r>
         <w:rPr>
           <w:rFonts w:eastAsia="Calibri" w:ascii="Calibri" w:hAnsi="Calibri"/>
@@ -547,8 +579,35 @@
           <w:kern w:val="0"/>
           <w:lang w:val="en-GB" w:eastAsia="en-US" w:bidi="ar-SA"/>
         </w:rPr>
-        <w:t xml:space="preserve">access control. Only appropriate individuals can </w:t>
-      </w:r>
+        <w:t>I believe that we have done a good job of designing and implementing an app to model a real-world bidding process. I found Solidity a very effective language to work in from a security standpoint, and found it rewarding to implement our designs.</w:t>
+      </w:r>
+    </w:p>
+    <w:p>
+      <w:pPr>
+        <w:pStyle w:val="Normal"/>
+        <w:widowControl/>
+        <w:spacing w:before="0" w:after="0"/>
+        <w:jc w:val="left"/>
+        <w:rPr>
+          <w:color w:val="133350"/>
+        </w:rPr>
+      </w:pPr>
+      <w:r>
+        <w:rPr>
+          <w:color w:val="133350"/>
+        </w:rPr>
+      </w:r>
+    </w:p>
+    <w:p>
+      <w:pPr>
+        <w:pStyle w:val="Normal"/>
+        <w:widowControl/>
+        <w:spacing w:before="0" w:after="0"/>
+        <w:jc w:val="left"/>
+        <w:rPr>
+          <w:color w:val="133350"/>
+        </w:rPr>
+      </w:pPr>
       <w:r>
         <w:rPr>
           <w:rFonts w:eastAsia="Calibri" w:ascii="Calibri" w:hAnsi="Calibri"/>
@@ -556,7 +615,7 @@
           <w:kern w:val="0"/>
           <w:lang w:val="en-GB" w:eastAsia="en-US" w:bidi="ar-SA"/>
         </w:rPr>
-        <w:t>raise</w:t>
+        <w:t>I am good at code documentation, so I made sure that the code was commented and that the accompanying ReadMe file</w:t>
       </w:r>
       <w:r>
         <w:rPr>
@@ -565,37 +624,8 @@
           <w:kern w:val="0"/>
           <w:lang w:val="en-GB" w:eastAsia="en-US" w:bidi="ar-SA"/>
         </w:rPr>
-        <w:t xml:space="preserve"> Requests for Proposals (RFPs) and different accounts can bid on them. </w:t>
-      </w:r>
-    </w:p>
-    <w:p>
-      <w:pPr>
-        <w:pStyle w:val="Normal"/>
-        <w:widowControl/>
-        <w:spacing w:before="0" w:after="0"/>
-        <w:jc w:val="left"/>
-        <w:rPr>
-          <w:color w:val="133350"/>
-        </w:rPr>
-      </w:pPr>
-      <w:r>
-        <w:rPr>
-          <w:rFonts w:eastAsia="Calibri" w:ascii="Calibri" w:hAnsi="Calibri"/>
-          <w:kern w:val="0"/>
-          <w:lang w:val="en-GB" w:eastAsia="en-US" w:bidi="ar-SA"/>
-        </w:rPr>
-      </w:r>
-    </w:p>
-    <w:p>
-      <w:pPr>
-        <w:pStyle w:val="Normal"/>
-        <w:widowControl/>
-        <w:spacing w:before="0" w:after="0"/>
-        <w:jc w:val="left"/>
-        <w:rPr>
-          <w:color w:val="133350"/>
-        </w:rPr>
-      </w:pPr>
+        <w:t>s</w:t>
+      </w:r>
       <w:r>
         <w:rPr>
           <w:rFonts w:eastAsia="Calibri" w:ascii="Calibri" w:hAnsi="Calibri"/>
@@ -603,37 +633,8 @@
           <w:kern w:val="0"/>
           <w:lang w:val="en-GB" w:eastAsia="en-US" w:bidi="ar-SA"/>
         </w:rPr>
-        <w:t>We tried to be efficient with ‘gas’ expenditure. Functions make use of memory variables, and act as views wherever possible. We also avoided hardcoding design features such as the app usage fee, and have provided functions for the Owner to make changes after deployment.</w:t>
-      </w:r>
-    </w:p>
-    <w:p>
-      <w:pPr>
-        <w:pStyle w:val="Normal"/>
-        <w:widowControl/>
-        <w:spacing w:before="0" w:after="0"/>
-        <w:jc w:val="left"/>
-        <w:rPr>
-          <w:color w:val="133350"/>
-        </w:rPr>
-      </w:pPr>
-      <w:r>
-        <w:rPr>
-          <w:rFonts w:eastAsia="Calibri" w:ascii="Calibri" w:hAnsi="Calibri"/>
-          <w:kern w:val="0"/>
-          <w:lang w:val="en-GB" w:eastAsia="en-US" w:bidi="ar-SA"/>
-        </w:rPr>
-      </w:r>
-    </w:p>
-    <w:p>
-      <w:pPr>
-        <w:pStyle w:val="Normal"/>
-        <w:widowControl/>
-        <w:spacing w:before="0" w:after="0"/>
-        <w:jc w:val="left"/>
-        <w:rPr>
-          <w:color w:val="133350"/>
-        </w:rPr>
-      </w:pPr>
+        <w:t xml:space="preserve"> w</w:t>
+      </w:r>
       <w:r>
         <w:rPr>
           <w:rFonts w:eastAsia="Calibri" w:ascii="Calibri" w:hAnsi="Calibri"/>
@@ -641,37 +642,8 @@
           <w:kern w:val="0"/>
           <w:lang w:val="en-GB" w:eastAsia="en-US" w:bidi="ar-SA"/>
         </w:rPr>
-        <w:t>It is important to note that in reality, the application would have a web front end where most of the presentation of data would be handled. We have tried to limit gas usage on the block-chain, following the design methodology that “the web app would handle this for free.”</w:t>
-      </w:r>
-    </w:p>
-    <w:p>
-      <w:pPr>
-        <w:pStyle w:val="Normal"/>
-        <w:widowControl/>
-        <w:spacing w:before="0" w:after="0"/>
-        <w:jc w:val="left"/>
-        <w:rPr>
-          <w:color w:val="133350"/>
-        </w:rPr>
-      </w:pPr>
-      <w:r>
-        <w:rPr>
-          <w:rFonts w:eastAsia="Calibri" w:ascii="Calibri" w:hAnsi="Calibri"/>
-          <w:kern w:val="0"/>
-          <w:lang w:val="en-GB" w:eastAsia="en-US" w:bidi="ar-SA"/>
-        </w:rPr>
-      </w:r>
-    </w:p>
-    <w:p>
-      <w:pPr>
-        <w:pStyle w:val="Normal"/>
-        <w:widowControl/>
-        <w:spacing w:before="0" w:after="0"/>
-        <w:jc w:val="left"/>
-        <w:rPr>
-          <w:color w:val="133350"/>
-        </w:rPr>
-      </w:pPr>
+        <w:t>ere</w:t>
+      </w:r>
       <w:r>
         <w:rPr>
           <w:rFonts w:eastAsia="Calibri" w:ascii="Calibri" w:hAnsi="Calibri"/>
@@ -679,8 +651,35 @@
           <w:kern w:val="0"/>
           <w:lang w:val="en-GB" w:eastAsia="en-US" w:bidi="ar-SA"/>
         </w:rPr>
-        <w:t xml:space="preserve">My cyber security background lends itself to thinking about access control and limiting access to various parts of the application data. </w:t>
-      </w:r>
+        <w:t xml:space="preserve"> in good order.</w:t>
+      </w:r>
+    </w:p>
+    <w:p>
+      <w:pPr>
+        <w:pStyle w:val="Normal"/>
+        <w:widowControl/>
+        <w:spacing w:before="0" w:after="0"/>
+        <w:jc w:val="left"/>
+        <w:rPr>
+          <w:color w:val="133350"/>
+        </w:rPr>
+      </w:pPr>
+      <w:r>
+        <w:rPr>
+          <w:color w:val="133350"/>
+        </w:rPr>
+      </w:r>
+    </w:p>
+    <w:p>
+      <w:pPr>
+        <w:pStyle w:val="Normal"/>
+        <w:widowControl/>
+        <w:spacing w:before="0" w:after="0"/>
+        <w:jc w:val="left"/>
+        <w:rPr>
+          <w:color w:val="133350"/>
+        </w:rPr>
+      </w:pPr>
       <w:r>
         <w:rPr>
           <w:rFonts w:eastAsia="Calibri" w:ascii="Calibri" w:hAnsi="Calibri"/>
@@ -688,7 +687,7 @@
           <w:kern w:val="0"/>
           <w:lang w:val="en-GB" w:eastAsia="en-US" w:bidi="ar-SA"/>
         </w:rPr>
-        <w:t>We implemented the majority of code as either private or internal functions, and all data-structures are similarly hidden from direct external access.</w:t>
+        <w:t>I find working in groups a challenge in the degree apprenticeship context because it is difficult to find times when everyone can get together to discuss or work in the same space. Some of the team was able to make good use of the collaboration features in GitHub such as Pull Requests and Issues to communicate the code we were working on and the changes that we’d made. Sadly not everyone was able to put in equal effort.</w:t>
       </w:r>
     </w:p>
     <w:p>
@@ -703,10 +702,30 @@
       </w:pPr>
       <w:r>
         <w:rPr>
-          <w:rFonts w:eastAsia="Calibri" w:ascii="Calibri" w:hAnsi="Calibri"/>
-          <w:kern w:val="0"/>
-          <w:lang w:val="en-GB" w:eastAsia="en-US" w:bidi="ar-SA"/>
-        </w:rPr>
+          <w:color w:val="133350"/>
+        </w:rPr>
+      </w:r>
+    </w:p>
+    <w:p>
+      <w:pPr>
+        <w:pStyle w:val="Normal"/>
+        <w:widowControl/>
+        <w:spacing w:before="0" w:after="0"/>
+        <w:jc w:val="right"/>
+        <w:rPr>
+          <w:i/>
+          <w:i/>
+          <w:iCs/>
+          <w:color w:val="133350"/>
+        </w:rPr>
+      </w:pPr>
+      <w:r>
+        <w:rPr>
+          <w:i/>
+          <w:iCs/>
+          <w:color w:val="133350"/>
+        </w:rPr>
+        <w:t>(385 words)</w:t>
       </w:r>
     </w:p>
     <w:p>
@@ -721,12 +740,8 @@
       </w:pPr>
       <w:r>
         <w:rPr>
-          <w:rFonts w:eastAsia="Calibri" w:ascii="Calibri" w:hAnsi="Calibri"/>
-          <w:color w:themeColor="text1" w:val="133350"/>
-          <w:kern w:val="0"/>
-          <w:lang w:val="en-GB" w:eastAsia="en-US" w:bidi="ar-SA"/>
-        </w:rPr>
-        <w:t>I believe that we have done a good job of designing and implementing an app to model a real-world bidding process. I found Solidity a very effective language to work in from a security standpoint, and found it rewarding to implement our designs.</w:t>
+          <w:color w:val="133350"/>
+        </w:rPr>
       </w:r>
     </w:p>
     <w:p>
@@ -741,9 +756,7 @@
       </w:pPr>
       <w:r>
         <w:rPr>
-          <w:rFonts w:eastAsia="Calibri" w:ascii="Calibri" w:hAnsi="Calibri"/>
-          <w:kern w:val="0"/>
-          <w:lang w:val="en-GB" w:eastAsia="en-US" w:bidi="ar-SA"/>
+          <w:color w:val="133350"/>
         </w:rPr>
       </w:r>
     </w:p>
@@ -759,12 +772,8 @@
       </w:pPr>
       <w:r>
         <w:rPr>
-          <w:rFonts w:eastAsia="Calibri" w:ascii="Calibri" w:hAnsi="Calibri"/>
-          <w:color w:themeColor="text1" w:val="133350"/>
-          <w:kern w:val="0"/>
-          <w:lang w:val="en-GB" w:eastAsia="en-US" w:bidi="ar-SA"/>
-        </w:rPr>
-        <w:t>I am good at code documentation, so I made sure that the code was commented and that the accompanying ReadMe file was in good order.</w:t>
+          <w:color w:val="133350"/>
+        </w:rPr>
       </w:r>
     </w:p>
     <w:p>
@@ -779,367 +788,31 @@
       </w:pPr>
       <w:r>
         <w:rPr>
-          <w:rFonts w:eastAsia="Calibri" w:ascii="Calibri" w:hAnsi="Calibri"/>
-          <w:kern w:val="0"/>
-          <w:lang w:val="en-GB" w:eastAsia="en-US" w:bidi="ar-SA"/>
-        </w:rPr>
-      </w:r>
-    </w:p>
-    <w:p>
-      <w:pPr>
-        <w:pStyle w:val="Normal"/>
-        <w:widowControl/>
-        <w:spacing w:before="0" w:after="0"/>
-        <w:jc w:val="left"/>
-        <w:rPr>
-          <w:color w:val="133350"/>
-        </w:rPr>
-      </w:pPr>
-      <w:r>
-        <w:rPr>
-          <w:rFonts w:eastAsia="Calibri" w:ascii="Calibri" w:hAnsi="Calibri"/>
-          <w:color w:themeColor="text1" w:val="133350"/>
-          <w:kern w:val="0"/>
-          <w:lang w:val="en-GB" w:eastAsia="en-US" w:bidi="ar-SA"/>
-        </w:rPr>
-        <w:t xml:space="preserve">I find working in groups a challenge in the degree apprenticeship context because it is difficult to find times when everyone can get together to discuss or work in the same space. </w:t>
-      </w:r>
-      <w:r>
-        <w:rPr>
-          <w:rFonts w:eastAsia="Calibri" w:ascii="Calibri" w:hAnsi="Calibri"/>
-          <w:color w:themeColor="text1" w:val="133350"/>
-          <w:kern w:val="0"/>
-          <w:lang w:val="en-GB" w:eastAsia="en-US" w:bidi="ar-SA"/>
-        </w:rPr>
-        <w:t>Some of the team was able to make good use of the collaboration features in GitHub such as Pull Requests and Issues to communicate the code we were working on and the changes that we’d made. Sadly not everyone was able to put in equal effort.</w:t>
-      </w:r>
-    </w:p>
-    <w:p>
-      <w:pPr>
-        <w:pStyle w:val="Normal"/>
-        <w:widowControl/>
-        <w:spacing w:before="0" w:after="0"/>
-        <w:jc w:val="left"/>
-        <w:rPr>
-          <w:color w:val="133350"/>
-        </w:rPr>
-      </w:pPr>
-      <w:r>
-        <w:rPr>
-          <w:rFonts w:eastAsia="Calibri" w:ascii="Calibri" w:hAnsi="Calibri"/>
-          <w:kern w:val="0"/>
-          <w:lang w:val="en-GB" w:eastAsia="en-US" w:bidi="ar-SA"/>
-        </w:rPr>
-      </w:r>
-    </w:p>
-    <w:p>
-      <w:pPr>
-        <w:pStyle w:val="Normal"/>
-        <w:widowControl/>
-        <w:spacing w:before="0" w:after="0"/>
-        <w:jc w:val="left"/>
-        <w:rPr>
-          <w:color w:val="133350"/>
-        </w:rPr>
-      </w:pPr>
-      <w:r>
-        <w:rPr>
-          <w:rFonts w:eastAsia="Calibri" w:ascii="Calibri" w:hAnsi="Calibri"/>
-          <w:kern w:val="0"/>
-          <w:lang w:val="en-GB" w:eastAsia="en-US" w:bidi="ar-SA"/>
-        </w:rPr>
-      </w:r>
-    </w:p>
-    <w:p>
-      <w:pPr>
-        <w:pStyle w:val="Normal"/>
-        <w:widowControl/>
-        <w:spacing w:before="0" w:after="0"/>
-        <w:jc w:val="left"/>
-        <w:rPr>
-          <w:color w:val="133350"/>
-        </w:rPr>
-      </w:pPr>
-      <w:r>
-        <w:rPr>
-          <w:rFonts w:eastAsia="Calibri" w:ascii="Calibri" w:hAnsi="Calibri"/>
-          <w:kern w:val="0"/>
-          <w:lang w:val="en-GB" w:eastAsia="en-US" w:bidi="ar-SA"/>
-        </w:rPr>
-      </w:r>
-    </w:p>
-    <w:p>
-      <w:pPr>
-        <w:pStyle w:val="Normal"/>
-        <w:widowControl/>
-        <w:spacing w:before="0" w:after="0"/>
-        <w:jc w:val="left"/>
-        <w:rPr>
-          <w:color w:val="133350"/>
-        </w:rPr>
-      </w:pPr>
-      <w:r>
-        <w:rPr>
-          <w:rFonts w:eastAsia="Calibri" w:ascii="Calibri" w:hAnsi="Calibri"/>
-          <w:kern w:val="0"/>
-          <w:lang w:val="en-GB" w:eastAsia="en-US" w:bidi="ar-SA"/>
-        </w:rPr>
-      </w:r>
-    </w:p>
-    <w:p>
-      <w:pPr>
-        <w:pStyle w:val="Normal"/>
-        <w:widowControl/>
-        <w:spacing w:before="0" w:after="0"/>
-        <w:jc w:val="left"/>
-        <w:rPr>
-          <w:color w:val="133350"/>
-        </w:rPr>
-      </w:pPr>
-      <w:r>
-        <w:rPr>
-          <w:rFonts w:eastAsia="Calibri" w:ascii="Calibri" w:hAnsi="Calibri"/>
-          <w:kern w:val="0"/>
-          <w:lang w:val="en-GB" w:eastAsia="en-US" w:bidi="ar-SA"/>
-        </w:rPr>
-      </w:r>
-    </w:p>
-    <w:p>
-      <w:pPr>
-        <w:pStyle w:val="Normal"/>
+          <w:color w:val="133350"/>
+        </w:rPr>
+      </w:r>
+    </w:p>
+    <w:p>
+      <w:pPr>
+        <w:pStyle w:val="Normal"/>
+        <w:spacing w:before="0" w:after="160"/>
         <w:rPr>
           <w:color w:val="000000"/>
         </w:rPr>
       </w:pPr>
       <w:r>
-        <w:rPr/>
-      </w:r>
-      <w:r>
-        <w:br w:type="page"/>
-      </w:r>
-    </w:p>
-    <w:p>
-      <w:pPr>
-        <w:pStyle w:val="Heading1"/>
-        <w:rPr/>
-      </w:pPr>
-      <w:bookmarkStart w:id="10" w:name="__RefHeading___Toc4641_3546879363"/>
-      <w:bookmarkEnd w:id="10"/>
-      <w:r>
-        <w:rPr/>
-        <w:t>References</w:t>
-      </w:r>
-    </w:p>
-    <w:p>
-      <w:pPr>
-        <w:pStyle w:val="ListParagraph"/>
-        <w:numPr>
-          <w:ilvl w:val="0"/>
-          <w:numId w:val="1"/>
-        </w:numPr>
         <w:rPr>
           <w:color w:val="000000"/>
         </w:rPr>
-      </w:pPr>
-      <w:r>
-        <w:rPr>
-          <w:color w:val="000000"/>
-        </w:rPr>
-        <w:t>DeepSeek-R1:8B Model via private Ollama instance. (14</w:t>
-      </w:r>
-      <w:r>
-        <w:rPr>
-          <w:color w:val="000000"/>
-          <w:vertAlign w:val="superscript"/>
-        </w:rPr>
-        <w:t>th</w:t>
-      </w:r>
-      <w:r>
-        <w:rPr>
-          <w:color w:val="000000"/>
-        </w:rPr>
-        <w:t xml:space="preserve"> Oct 2025)</w:t>
-      </w:r>
-    </w:p>
-    <w:p>
-      <w:pPr>
-        <w:pStyle w:val="ListParagraph"/>
-        <w:numPr>
-          <w:ilvl w:val="0"/>
-          <w:numId w:val="1"/>
-        </w:numPr>
-        <w:rPr>
-          <w:color w:val="000000"/>
-        </w:rPr>
-      </w:pPr>
-      <w:r>
-        <w:rPr>
-          <w:color w:val="000000"/>
-        </w:rPr>
-        <w:t>Microsoft Copilot, GPT-4 model (14</w:t>
-      </w:r>
-      <w:r>
-        <w:rPr>
-          <w:color w:val="000000"/>
-          <w:vertAlign w:val="superscript"/>
-        </w:rPr>
-        <w:t>th</w:t>
-      </w:r>
-      <w:r>
-        <w:rPr>
-          <w:color w:val="000000"/>
-        </w:rPr>
-        <w:t xml:space="preserve"> Oct 2025)</w:t>
-      </w:r>
-    </w:p>
-    <w:p>
-      <w:pPr>
-        <w:pStyle w:val="ListParagraph"/>
-        <w:numPr>
-          <w:ilvl w:val="0"/>
-          <w:numId w:val="1"/>
-        </w:numPr>
-        <w:rPr>
-          <w:color w:val="000000"/>
-        </w:rPr>
-      </w:pPr>
-      <w:r>
-        <w:rPr>
-          <w:b/>
-          <w:bCs/>
-          <w:color w:val="000000"/>
-        </w:rPr>
-        <w:t>Drescher, D. (2017)</w:t>
-      </w:r>
-      <w:r>
-        <w:rPr>
-          <w:color w:val="000000"/>
-        </w:rPr>
-        <w:t xml:space="preserve"> </w:t>
-      </w:r>
-      <w:r>
-        <w:rPr>
-          <w:i/>
-          <w:iCs/>
-          <w:color w:val="000000"/>
-        </w:rPr>
-        <w:t xml:space="preserve">Blockchain Basics: A Non-Technical Introduction in 25 Steps. </w:t>
-      </w:r>
-      <w:r>
-        <w:rPr>
-          <w:color w:val="000000"/>
-        </w:rPr>
-        <w:t>Apress.</w:t>
-      </w:r>
-    </w:p>
-    <w:p>
-      <w:pPr>
-        <w:pStyle w:val="NormalWeb"/>
-        <w:numPr>
-          <w:ilvl w:val="0"/>
-          <w:numId w:val="1"/>
-        </w:numPr>
-        <w:spacing w:lineRule="auto" w:line="480" w:beforeAutospacing="0" w:before="0" w:afterAutospacing="0" w:after="0"/>
-        <w:rPr>
-          <w:color w:val="000000"/>
-        </w:rPr>
-      </w:pPr>
-      <w:r>
-        <w:rPr>
-          <w:rFonts w:ascii="Roboto" w:hAnsi="Roboto"/>
-          <w:color w:val="000000"/>
-          <w:sz w:val="21"/>
-          <w:szCs w:val="21"/>
-          <w:shd w:fill="FFFFFF" w:val="clear"/>
-        </w:rPr>
-        <w:t>Nakamoto, S. (2009). Bitcoin: A Peer-to-Peer Electronic Cash System.</w:t>
-      </w:r>
-    </w:p>
-    <w:p>
-      <w:pPr>
-        <w:pStyle w:val="NormalWeb"/>
-        <w:numPr>
-          <w:ilvl w:val="0"/>
-          <w:numId w:val="1"/>
-        </w:numPr>
-        <w:spacing w:lineRule="auto" w:line="480" w:beforeAutospacing="0" w:before="0" w:afterAutospacing="0" w:after="0"/>
-        <w:rPr/>
-      </w:pPr>
-      <w:r>
-        <w:rPr>
-          <w:rFonts w:ascii="Roboto" w:hAnsi="Roboto"/>
-          <w:color w:val="000000"/>
-          <w:sz w:val="21"/>
-          <w:szCs w:val="21"/>
-          <w:shd w:fill="FFFFFF" w:val="clear"/>
-        </w:rPr>
-        <w:t>Xu, J., Wang, C., &amp; Jia, X. (2023). A Survey of Blockchain Consensus Protocols. </w:t>
-      </w:r>
-      <w:r>
-        <w:rPr>
-          <w:rStyle w:val="Emphasis"/>
-          <w:rFonts w:eastAsia="" w:ascii="Roboto" w:hAnsi="Roboto" w:eastAsiaTheme="majorEastAsia"/>
-          <w:color w:val="000000"/>
-          <w:sz w:val="21"/>
-          <w:szCs w:val="21"/>
-        </w:rPr>
-        <w:t>ACM Computing Surveys, 55</w:t>
-      </w:r>
-      <w:r>
-        <w:rPr>
-          <w:rFonts w:ascii="Roboto" w:hAnsi="Roboto"/>
-          <w:color w:val="000000"/>
-          <w:sz w:val="21"/>
-          <w:szCs w:val="21"/>
-          <w:shd w:fill="FFFFFF" w:val="clear"/>
-        </w:rPr>
-        <w:t>, 1 - 35.</w:t>
-      </w:r>
-      <w:r>
-        <w:rPr>
-          <w:color w:val="000000"/>
-        </w:rPr>
-        <w:t xml:space="preserve"> (</w:t>
-      </w:r>
-      <w:hyperlink r:id="rId2">
-        <w:r>
-          <w:rPr>
-            <w:rStyle w:val="Hyperlink"/>
-            <w:color w:val="000000"/>
-          </w:rPr>
-          <w:t>https://dl.acm.org/doi/pdf/10.1145/3579845</w:t>
-        </w:r>
-      </w:hyperlink>
-      <w:r>
-        <w:rPr>
-          <w:color w:val="000000"/>
-        </w:rPr>
-        <w:t>)</w:t>
-      </w:r>
-    </w:p>
-    <w:p>
-      <w:pPr>
-        <w:pStyle w:val="NormalWeb"/>
-        <w:numPr>
-          <w:ilvl w:val="0"/>
-          <w:numId w:val="1"/>
-        </w:numPr>
-        <w:spacing w:lineRule="auto" w:line="480" w:beforeAutospacing="0" w:before="0" w:afterAutospacing="0" w:after="0"/>
-        <w:rPr>
-          <w:color w:val="000000"/>
-        </w:rPr>
-      </w:pPr>
-      <w:r>
-        <w:rPr/>
       </w:r>
     </w:p>
     <w:sectPr>
-      <w:headerReference w:type="even" r:id="rId3"/>
-      <w:headerReference w:type="default" r:id="rId4"/>
-      <w:headerReference w:type="first" r:id="rId5"/>
-      <w:footerReference w:type="even" r:id="rId6"/>
-      <w:footerReference w:type="default" r:id="rId7"/>
-      <w:footerReference w:type="first" r:id="rId8"/>
+      <w:headerReference w:type="even" r:id="rId2"/>
+      <w:headerReference w:type="default" r:id="rId3"/>
+      <w:headerReference w:type="first" r:id="rId4"/>
+      <w:footerReference w:type="even" r:id="rId5"/>
+      <w:footerReference w:type="default" r:id="rId6"/>
+      <w:footerReference w:type="first" r:id="rId7"/>
       <w:type w:val="nextPage"/>
       <w:pgSz w:w="11906" w:h="16838"/>
       <w:pgMar w:left="1440" w:right="1440" w:gutter="0" w:header="708" w:top="1440" w:footer="708" w:bottom="1440"/>
@@ -1256,7 +929,7 @@
           <w:rPr>
             <w:rStyle w:val="PageNumber"/>
           </w:rPr>
-          <w:t>5</w:t>
+          <w:t>4</w:t>
         </w:r>
         <w:r>
           <w:rPr>
@@ -1366,38 +1039,17 @@
     </w:pPr>
     <w:r>
       <w:rPr/>
-      <w:t>DAT500</w:t>
+      <w:t>DAT5002 S</w:t>
     </w:r>
     <w:r>
       <w:rPr/>
-      <w:t>2</w:t>
+      <w:t>1</w:t>
     </w:r>
     <w:r>
       <w:rPr/>
-      <w:t xml:space="preserve"> S2_2</w:t>
-    </w:r>
-    <w:r>
-      <w:rPr/>
-      <w:t>5</w:t>
-    </w:r>
-    <w:r>
-      <w:rPr/>
+      <w:t>_25</w:t>
       <w:tab/>
-    </w:r>
-    <w:r>
-      <w:rPr/>
-      <w:t>PRAC</w:t>
-    </w:r>
-    <w:r>
-      <w:rPr/>
-      <w:t xml:space="preserve">1 – </w:t>
-    </w:r>
-    <w:r>
-      <w:rPr/>
-      <w:t>Task 3.2</w:t>
-    </w:r>
-    <w:r>
-      <w:rPr/>
+      <w:t>PRAC1 – Task 3.2</w:t>
       <w:tab/>
       <w:t>Tom Rowan ST20285213</w:t>
     </w:r>
@@ -1414,7 +1066,6 @@
     </w:pPr>
     <w:r>
       <w:rPr/>
-      <w:t>66</w:t>
     </w:r>
   </w:p>
 </w:hdr>
@@ -2072,6 +1723,7 @@
     <w:rsid w:val="00772c14"/>
     <w:pPr>
       <w:widowControl/>
+      <w:suppressAutoHyphens w:val="true"/>
       <w:bidi w:val="0"/>
       <w:spacing w:lineRule="auto" w:line="276" w:before="0" w:after="160"/>
       <w:jc w:val="both"/>
